--- a/DBTUNING/ch32_SGA튜닝2_공유풀_라지풀/ch32_SGA튜닝_공유풀과라지풀.docx
+++ b/DBTUNING/ch32_SGA튜닝2_공유풀_라지풀/ch32_SGA튜닝_공유풀과라지풀.docx
@@ -10,7 +10,7 @@
           <w:color w:val="17365D"/>
           <w:sz w:val="40"/>
         </w:rPr>
-        <w:t>제18장  SGA 튜닝 ② 공유 풀과 라지 풀</w:t>
+        <w:t>제ch32  SGA 튜닝 ② 공유 풀과 라지 풀</w:t>
       </w:r>
     </w:p>
     <w:p>
@@ -48,7 +48,7 @@
           <w:b w:val="0"/>
           <w:sz w:val="21"/>
         </w:rPr>
-        <w:t>17장에서 버퍼 캐시와 리두 로그 버퍼를 다뤘다. 버퍼 캐시가 '데이터 블록을 담는 곳'이라면, 이번 장의 주인공인 공유 풀(Shared Pool)은 'SQL과 실행 계획, 그리고 데이터 사전을 담는 곳'이다. 같은 SGA 안에 있지만 성격이 전혀 다르다. 버퍼 캐시는 사용자 데이터를 캐싱하고, 공유 풀은 그 데이터를 다루는 '방법'을 캐싱한다. 그래서 공유 풀이 아프면 증상도 다르게 나타난다 — 디스크가 느린 게 아니라, 같은 SQL을 매번 새로 해석(파싱)하느라 CPU를 태우고 래치·뮤텍스에서 서로 부딪친다.</w:t>
+        <w:t>ch31에서 버퍼 캐시와 리두 로그 버퍼를 다뤘다. 버퍼 캐시가 '데이터 블록을 담는 곳'이라면, 이번 장의 주인공인 공유 풀(Shared Pool)은 'SQL과 실행 계획, 그리고 데이터 사전을 담는 곳'이다. 같은 SGA 안에 있지만 성격이 전혀 다르다. 버퍼 캐시는 사용자 데이터를 캐싱하고, 공유 풀은 그 데이터를 다루는 '방법'을 캐싱한다. 그래서 공유 풀이 아프면 증상도 다르게 나타난다 — 디스크가 느린 게 아니라, 같은 SQL을 매번 새로 해석(파싱)하느라 CPU를 태우고 래치·뮤텍스에서 서로 부딪친다.</w:t>
       </w:r>
     </w:p>
     <w:p>
@@ -68,7 +68,7 @@
           <w:b w:val="0"/>
           <w:sz w:val="21"/>
         </w:rPr>
-        <w:t>이 장은 SGA 튜닝 3부작(16~18장)의 마지막이다. 16장에서 메모리 관리 방식(AMM/ASMM/수동)과 전체 할당 구조를 잡았고, 17장에서 버퍼 캐시와 리두 로그 버퍼를 다뤘다. 이 장은 그 SGA 지도에서 공유 풀과 라지 풀 두 칸을 채운다. 그리고 다음 19장은 SGA 밖으로 나가 결과 캐시와 PGA(정렬·해시 작업 영역)를 다룬다. 즉 메모리 튜닝의 큰 그림에서 이 장의 위치는 '데이터를 다루는 방법(SQL·커서)을 담는 메모리를 다스리는 장'이다.</w:t>
+        <w:t>이 장은 SGA 튜닝 3부작(ch29~ch32)의 마지막이다. ch29에서 메모리 관리 방식(AMM/ASMM/수동)과 전체 할당 구조를 잡았고, ch31에서 버퍼 캐시와 리두 로그 버퍼를 다뤘다. 이 장은 그 SGA 지도에서 공유 풀과 라지 풀 두 칸을 채운다. 그리고 다음 ch33은 SGA 밖으로 나가 결과 캐시와 PGA(정렬·해시 작업 영역)를 다룬다. 즉 메모리 튜닝의 큰 그림에서 이 장의 위치는 '데이터를 다루는 방법(SQL·커서)을 담는 메모리를 다스리는 장'이다.</w:t>
       </w:r>
     </w:p>
     <w:p>
@@ -88,7 +88,7 @@
           <w:b w:val="0"/>
           <w:sz w:val="21"/>
         </w:rPr>
-        <w:t>하드 파싱은 이미 6장·8장·9장에서 여러 번 만났다. AWR의 Load Profile에서 Hard parses가 폭증했고, ADDM이 'Hard Parse Due to Literal Usage'를 진단했다. 이 장은 같은 현상을 '공유 풀 관점'에서 다시 본다 — 그 하드 파싱이 공유 풀의 어느 영역을 어떻게 갉아먹는지, 라이브러리 캐시의 어떤 지표로 드러나는지, 그리고 커서 공유·예약 풀·크기 조정이라는 세 가지 조치가 각각 무엇을 건드리는지를 손에 잡히게 만드는 것이 목표다.</w:t>
+        <w:t>하드 파싱은 이미 ch20·ch22·ch24에서 여러 번 만났다. AWR의 Load Profile에서 Hard parses가 폭증했고, ADDM이 'Hard Parse Due to Literal Usage'를 진단했다. 이 장은 같은 현상을 '공유 풀 관점'에서 다시 본다 — 그 하드 파싱이 공유 풀의 어느 영역을 어떻게 갉아먹는지, 라이브러리 캐시의 어떤 지표로 드러나는지, 그리고 커서 공유·예약 풀·크기 조정이라는 세 가지 조치가 각각 무엇을 건드리는지를 손에 잡히게 만드는 것이 목표다.</w:t>
       </w:r>
     </w:p>
     <w:p>
@@ -1029,7 +1029,7 @@
           <w:b w:val="0"/>
           <w:sz w:val="21"/>
         </w:rPr>
-        <w:t>주의할 점은 이 값들이 인스턴스 기동 이후의 누적값이라는 것이다. GET_HIT 13.9%가 곧바로 '지금 심각하다'를 뜻하지는 않는다. 이 환경은 WL_01_parse로 리터럴 파싱을 대량 유발한 이력이 누적에 그대로 남아 히트율을 끌어내린 것이다. 그래서 5장·13장에서 배운 대로, 실제 진단은 두 시점의 값을 빼는 델타로 한다. 조치 전 스냅샷을 찍고, 부하 구간을 지난 뒤 다시 찍어 RELOADS·하드파싱의 증가분을 본다. 이 장의 실습 1·2가 정확히 그 절차다.</w:t>
+        <w:t>주의할 점은 이 값들이 인스턴스 기동 이후의 누적값이라는 것이다. GET_HIT 13.9%가 곧바로 '지금 심각하다'를 뜻하지는 않는다. 이 환경은 WL_01_parse로 리터럴 파싱을 대량 유발한 이력이 누적에 그대로 남아 히트율을 끌어내린 것이다. 그래서 ch19·ch26에서 배운 대로, 실제 진단은 두 시점의 값을 빼는 델타로 한다. 조치 전 스냅샷을 찍고, 부하 구간을 지난 뒤 다시 찍어 RELOADS·하드파싱의 증가분을 본다. 이 장의 실습 1·2가 정확히 그 절차다.</w:t>
       </w:r>
     </w:p>
     <w:p>
@@ -1361,7 +1361,7 @@
           <w:b w:val="0"/>
           <w:sz w:val="21"/>
         </w:rPr>
-        <w:t>그 줄서기가 8장·14장에서 본 대기 이벤트로 나타난다 — 'library cache: mutex X', 'cursor: pin S wait on X', 'latch: shared pool'. 이 대기들이 상위에 함께 오르면, 개별로는 작아 보여도 하나의 원인, 즉 하드 파싱이 만든 공유 풀 경합을 가리킨다. 즉 공유 풀 문제는 세 얼굴로 드러난다: (1) 라이브러리 캐시 지표의 낮은 히트율, (2) 파싱 통계의 높은 하드 파싱 비율, (3) 대기 이벤트의 뮤텍스·래치 경합. 이 셋이 같은 방향을 가리키면 진단은 확정이다.</w:t>
+        <w:t>그 줄서기가 ch22·ch27에서 본 대기 이벤트로 나타난다 — 'library cache: mutex X', 'cursor: pin S wait on X', 'latch: shared pool'. 이 대기들이 상위에 함께 오르면, 개별로는 작아 보여도 하나의 원인, 즉 하드 파싱이 만든 공유 풀 경합을 가리킨다. 즉 공유 풀 문제는 세 얼굴로 드러난다: (1) 라이브러리 캐시 지표의 낮은 히트율, (2) 파싱 통계의 높은 하드 파싱 비율, (3) 대기 이벤트의 뮤텍스·래치 경합. 이 셋이 같은 방향을 가리키면 진단은 확정이다.</w:t>
       </w:r>
     </w:p>
     <w:tbl>
@@ -1887,7 +1887,7 @@
           <w:b w:val="0"/>
           <w:sz w:val="21"/>
         </w:rPr>
-        <w:t>커서 공유를 이해하려면 '바인드 변수 자체'와 'CURSOR_SHARING'을 구분해야 한다. 바인드 변수는 애플리케이션이 SQL을 작성할 때 값을 :id 같은 자리표시자로 넘기는 것으로, 처음부터 커서가 하나만 생긴다 — 이것이 정공법이다. CURSOR_SHARING=FORCE는 애플리케이션이 리터럴을 그대로 박아 넣었을 때 오라클이 실행 시점에 그것을 바인드로 바꿔치기하는 것으로, 사후 보정에 가깝다. 그래서 FORCE는 '앱을 못 고칠 때'의 차선책이고, 성능·계획 품질 면에서 앱 수정만 못하다. 2장에서 바인드 변수를 다뤘고, 이 장은 그것을 '공유 풀 점유'라는 결과 쪽에서 다시 본다.</w:t>
+        <w:t>커서 공유를 이해하려면 '바인드 변수 자체'와 'CURSOR_SHARING'을 구분해야 한다. 바인드 변수는 애플리케이션이 SQL을 작성할 때 값을 :id 같은 자리표시자로 넘기는 것으로, 처음부터 커서가 하나만 생긴다 — 이것이 정공법이다. CURSOR_SHARING=FORCE는 애플리케이션이 리터럴을 그대로 박아 넣었을 때 오라클이 실행 시점에 그것을 바인드로 바꿔치기하는 것으로, 사후 보정에 가깝다. 그래서 FORCE는 '앱을 못 고칠 때'의 차선책이고, 성능·계획 품질 면에서 앱 수정만 못하다. ch16에서 바인드 변수를 다뤘고, 이 장은 그것을 '공유 풀 점유'라는 결과 쪽에서 다시 본다.</w:t>
       </w:r>
     </w:p>
     <w:p>
@@ -1915,7 +1915,7 @@
           <w:b w:val="0"/>
           <w:sz w:val="21"/>
         </w:rPr>
-        <w:t>공유 풀 크기를 바꾸면 파싱 부하가 얼마나 줄어들지 미리 시뮬레이션해 주는 도구가 V$SHARED_POOL_ADVICE다. 버퍼 캐시의 V$DB_CACHE_ADVICE(17장)와 짝을 이루는 어드바이저로, 여러 가상 크기에 대해 '라이브러리 캐시가 절약해 줄 파싱 시간'을 추정한다.</w:t>
+        <w:t>공유 풀 크기를 바꾸면 파싱 부하가 얼마나 줄어들지 미리 시뮬레이션해 주는 도구가 V$SHARED_POOL_ADVICE다. 버퍼 캐시의 V$DB_CACHE_ADVICE(ch31)와 짝을 이루는 어드바이저로, 여러 가상 크기에 대해 '라이브러리 캐시가 절약해 줄 파싱 시간'을 추정한다.</w:t>
       </w:r>
     </w:p>
     <w:p>
@@ -2275,7 +2275,7 @@
           <w:b w:val="0"/>
           <w:sz w:val="21"/>
         </w:rPr>
-        <w:t>이 어드바이저는 17장의 V$DB_CACHE_ADVICE와 읽는 방식이 같다. 두 어드바이저 모두 '크기를 바꾸면 효과가 얼마나 변하는가'의 곡선을 준다. 요령은 곡선의 기울기가 꺾여 평평해지는 지점(무릎, knee)을 찾는 것이다. 무릎 이전은 확대가 유효하고, 무릎 이후는 낭비다. 우리 실측은 현재 크기 416MB가 이미 무릎을 지난 지점이라, 확대 곡선이 처음부터 평평하다. 반대로 축소 곡선은 가파르므로, 이 크기가 하한선임을 알 수 있다. 즉 '현재 크기가 무릎에 딱 걸쳐 있어, 줄이면 손해·늘려도 이득 없음'이 이 표의 요약이다.</w:t>
+        <w:t>이 어드바이저는 ch31의 V$DB_CACHE_ADVICE와 읽는 방식이 같다. 두 어드바이저 모두 '크기를 바꾸면 효과가 얼마나 변하는가'의 곡선을 준다. 요령은 곡선의 기울기가 꺾여 평평해지는 지점(무릎, knee)을 찾는 것이다. 무릎 이전은 확대가 유효하고, 무릎 이후는 낭비다. 우리 실측은 현재 크기 416MB가 이미 무릎을 지난 지점이라, 확대 곡선이 처음부터 평평하다. 반대로 축소 곡선은 가파르므로, 이 크기가 하한선임을 알 수 있다. 즉 '현재 크기가 무릎에 딱 걸쳐 있어, 줄이면 손해·늘려도 이득 없음'이 이 표의 요약이다.</w:t>
       </w:r>
     </w:p>
     <w:tbl>
@@ -3913,7 +3913,7 @@
           <w:b w:val="0"/>
           <w:sz w:val="21"/>
         </w:rPr>
-        <w:t>Diagnostics Pack(🔒)이 필요한 경우는 이 지표들의 '이력'을 볼 때뿐이다. DBA_HIST_LIBRARYCACHE, DBA_HIST_SGASTAT 같은 AWR 이력 뷰나 AWR 보고서의 공유 풀 어드바이저 섹션을 볼 때 라이선스가 필요하다. 라이선스가 없으면 실시간 V$ 뷰를 두 시점에 직접 조회해 델타를 계산하는 것으로 충분히 대체된다 — 13·14장에서 익힌 그 경로다.</w:t>
+        <w:t>Diagnostics Pack(🔒)이 필요한 경우는 이 지표들의 '이력'을 볼 때뿐이다. DBA_HIST_LIBRARYCACHE, DBA_HIST_SGASTAT 같은 AWR 이력 뷰나 AWR 보고서의 공유 풀 어드바이저 섹션을 볼 때 라이선스가 필요하다. 라이선스가 없으면 실시간 V$ 뷰를 두 시점에 직접 조회해 델타를 계산하는 것으로 충분히 대체된다 — ch26·ch27에서 익힌 그 경로다.</w:t>
       </w:r>
     </w:p>
     <w:tbl>
@@ -4068,7 +4068,7 @@
           <w:b w:val="0"/>
           <w:sz w:val="21"/>
         </w:rPr>
-        <w:t>이 장의 태도를 한 번 더 새긴다. ORA-04031을 크기만 키워 임시 봉합하지 않는다. 오류 메시지로 원인 영역을 식별하고, 라이브러리 캐시·파싱 통계로 하드 파싱을 확증하고, 어드바이저로 크기 확대의 유효성을 판정한 뒤, 원인이 파싱이면 바인드 변수·커서 공유로 근본을 없앤다. 공유 풀 튜닝은 '큰 숫자를 키우는 일'이 아니라 '왜 커서가 재사용되지 않는가'를 추적하는 일이다. 이 눈이 19장의 결과 캐시·PGA로 이어진다.</w:t>
+        <w:t>이 장의 태도를 한 번 더 새긴다. ORA-04031을 크기만 키워 임시 봉합하지 않는다. 오류 메시지로 원인 영역을 식별하고, 라이브러리 캐시·파싱 통계로 하드 파싱을 확증하고, 어드바이저로 크기 확대의 유효성을 판정한 뒤, 원인이 파싱이면 바인드 변수·커서 공유로 근본을 없앤다. 공유 풀 튜닝은 '큰 숫자를 키우는 일'이 아니라 '왜 커서가 재사용되지 않는가'를 추적하는 일이다. 이 눈이 ch33의 결과 캐시·PGA로 이어진다.</w:t>
       </w:r>
     </w:p>
     <w:p>

--- a/DBTUNING/ch32_SGA튜닝2_공유풀_라지풀/ch32_SGA튜닝_공유풀과라지풀.docx
+++ b/DBTUNING/ch32_SGA튜닝2_공유풀_라지풀/ch32_SGA튜닝_공유풀과라지풀.docx
@@ -10,7 +10,7 @@
           <w:color w:val="17365D"/>
           <w:sz w:val="40"/>
         </w:rPr>
-        <w:t>제ch32  SGA 튜닝 ② 공유 풀과 라지 풀</w:t>
+        <w:t>ch32  SGA 튜닝 ② 공유 풀과 라지 풀</w:t>
       </w:r>
     </w:p>
     <w:p>

--- a/DBTUNING/ch32_SGA튜닝2_공유풀_라지풀/ch32_SGA튜닝_공유풀과라지풀.docx
+++ b/DBTUNING/ch32_SGA튜닝2_공유풀_라지풀/ch32_SGA튜닝_공유풀과라지풀.docx
@@ -2959,7 +2959,7 @@
           <w:b w:val="0"/>
           <w:sz w:val="21"/>
         </w:rPr>
-        <w:t>V$SHARED_POOL_ADVICE(18.6)가 여기서 다시 등장한다. 4순위 '크기 확대'를 고려할 때, 어드바이저의 확대 곡선이 평평하면(우리 실측처럼 SAVED가 1.0에서 안 움직이면) 확대는 임시 봉합에 불과하다. 곡선이 가파른 구간이어야 확대가 유효하다. 즉 ORA-04031 대응은 '오류 메시지로 원인 영역 식별 → 어드바이저로 크기 확대의 유효성 판정 → 파싱이 원인이면 1·2순위로 해소'라는 절차로 정리된다. 크기를 먼저 키우는 것은 이 절차의 정반대다.</w:t>
+        <w:t>V$SHARED_POOL_ADVICE(32.6)가 여기서 다시 등장한다. 4순위 '크기 확대'를 고려할 때, 어드바이저의 확대 곡선이 평평하면(우리 실측처럼 SAVED가 1.0에서 안 움직이면) 확대는 임시 봉합에 불과하다. 곡선이 가파른 구간이어야 확대가 유효하다. 즉 ORA-04031 대응은 '오류 메시지로 원인 영역 식별 → 어드바이저로 크기 확대의 유효성 판정 → 파싱이 원인이면 1·2순위로 해소'라는 절차로 정리된다. 크기를 먼저 키우는 것은 이 절차의 정반대다.</w:t>
       </w:r>
     </w:p>
     <w:p>
